--- a/coursework/知微个人知识库需求报告.docx
+++ b/coursework/知微个人知识库需求报告.docx
@@ -36,7 +36,7 @@
           <w:sz w:val="19"/>
           <w:szCs w:val="19"/>
         </w:rPr>
-        <w:t>项目工程实践训练  专题一需求工程  V1.0</w:t>
+        <w:t>项目工程实践训练  专题一需求工程  V1.2</w:t>
       </w:r>
     </w:p>
     <w:p>
@@ -452,7 +452,7 @@
                 <w:sz w:val="21"/>
                 <w:szCs w:val="21"/>
               </w:rPr>
-              <w:t>V1.0</w:t>
+              <w:t>V1.2</w:t>
             </w:r>
           </w:p>
         </w:tc>
@@ -808,7 +808,7 @@
           <w:sz w:val="22"/>
           <w:szCs w:val="22"/>
         </w:rPr>
-        <w:t>检索增强生成是项目池要求，也是US-04的Must目标。工程已实现兼容模型接口，真实模型运行与质量验收仍待完成；当前默认TF-IDF词法检索与原文摘录是可运行的降级路径，不能据此宣称RAG生成要求已验收。</w:t>
+        <w:t>语义向量化与RAG生成均属本轮Must。ChatGPT官方会员授权已完成，gpt-6.1-sol加本地qwen3-embedding:0.6b的真实RAG检查11项通过，涵盖同义、跨文档、追问和拒答；TF-IDF与摘录仅作降级，有限样例不保证零幻觉。</w:t>
       </w:r>
     </w:p>
     <w:p>
@@ -1646,7 +1646,7 @@
           <w:sz w:val="22"/>
           <w:szCs w:val="22"/>
         </w:rPr>
-        <w:t>1. 与教师确认：RAG生成的评测题库与合格标准、是否另需语义嵌入，以及Chroma预留接口的验收方式。</w:t>
+        <w:t>1. 与教师确认：语义检索与RAG生成的评测题库、合格标准，以及Chroma预留接口的验收方式。</w:t>
       </w:r>
     </w:p>
     <w:p>
@@ -2437,7 +2437,7 @@
                 <w:sz w:val="21"/>
                 <w:szCs w:val="21"/>
               </w:rPr>
-              <w:t>批量上传PDF、Markdown和TXT并查看逐文件结果</w:t>
+              <w:t>批量上传PDF、Markdown和TXT并完成语义向量化</w:t>
             </w:r>
           </w:p>
         </w:tc>
@@ -2473,7 +2473,7 @@
                 <w:sz w:val="21"/>
                 <w:szCs w:val="21"/>
               </w:rPr>
-              <w:t>获得可检索资料</w:t>
+              <w:t>获得可检索资料及逐文件结果</w:t>
             </w:r>
           </w:p>
         </w:tc>
@@ -2509,7 +2509,7 @@
                 <w:sz w:val="21"/>
                 <w:szCs w:val="21"/>
               </w:rPr>
-              <w:t>有完整导入价值；解析、切片、索引需协作实现。</w:t>
+              <w:t>导入、切片、语义向量持久化同属Must；失败可重建。</w:t>
             </w:r>
           </w:p>
         </w:tc>
@@ -2622,7 +2622,7 @@
                 <w:sz w:val="21"/>
                 <w:szCs w:val="21"/>
               </w:rPr>
-              <w:t>对当前库提问和追问，获得由检索证据支持的生成回答及原文引用</w:t>
+              <w:t>对当前库提问和追问，获得语义检索证据支持的生成回答及原文引用</w:t>
             </w:r>
           </w:p>
         </w:tc>
@@ -2694,7 +2694,7 @@
                 <w:sz w:val="21"/>
                 <w:szCs w:val="21"/>
               </w:rPr>
-              <w:t>拆成检索、生成、引用任务；真实模型验收待完成。</w:t>
+              <w:t>语义检索与生成均必需；合成真实验收已通过。</w:t>
             </w:r>
           </w:p>
         </w:tc>
@@ -3213,7 +3213,7 @@
                 <w:sz w:val="21"/>
                 <w:szCs w:val="21"/>
               </w:rPr>
-              <w:t>后续评估Chroma和语义嵌入</w:t>
+              <w:t>后续评估Chroma的存储与检索能力</w:t>
             </w:r>
           </w:p>
         </w:tc>
@@ -3249,7 +3249,7 @@
                 <w:sz w:val="21"/>
                 <w:szCs w:val="21"/>
               </w:rPr>
-              <w:t>本期接口可测；真正升级另立迭代。</w:t>
+              <w:t>本期预留可替换接口；Chroma接入另立迭代。</w:t>
             </w:r>
           </w:p>
         </w:tc>
@@ -3357,7 +3357,7 @@
           <w:sz w:val="22"/>
           <w:szCs w:val="22"/>
         </w:rPr>
-        <w:t>以下是需求验收标准，不等于每一行已全部验证。五个Must故事均包含正常、边界和异常；生成归US-04，维护可观察性与降级增强归US-06。28项自动化测试与14项独立边界检查的覆盖及限制见第八节。</w:t>
+        <w:t>以下是需求验收标准，不等于所有输入已穷举。五个Must故事均含正常、边界和异常；语义向量化归US-03、检索生成归US-04。自动77项、边界14项、真实RAG 11项及UI 13项分开记录，限制见第八节。</w:t>
       </w:r>
     </w:p>
     <w:tbl>
@@ -4783,7 +4783,7 @@
                 <w:sz w:val="21"/>
                 <w:szCs w:val="21"/>
               </w:rPr>
-              <w:t>本人知识库可用</w:t>
+              <w:t>本人知识库可用，嵌入服务就绪</w:t>
             </w:r>
           </w:p>
         </w:tc>
@@ -4855,7 +4855,7 @@
                 <w:sz w:val="21"/>
                 <w:szCs w:val="21"/>
               </w:rPr>
-              <w:t>逐文件成功；原件可下载，片段非空并保存词项计数。</w:t>
+              <w:t>逐文件成功；原件可下载，非空片段及有限、同维语义向量持久化。</w:t>
             </w:r>
           </w:p>
         </w:tc>
@@ -5800,7 +5800,7 @@
                 <w:sz w:val="21"/>
                 <w:szCs w:val="21"/>
               </w:rPr>
-              <w:t>当前库含明确事实</w:t>
+              <w:t>当前库含明确事实，模型就绪</w:t>
             </w:r>
           </w:p>
         </w:tc>
@@ -5836,7 +5836,7 @@
                 <w:sz w:val="21"/>
                 <w:szCs w:val="21"/>
               </w:rPr>
-              <w:t>提问后用明确代词追问并打开引用</w:t>
+              <w:t>同义提问后用代词追问并打开引用</w:t>
             </w:r>
           </w:p>
         </w:tc>
@@ -5872,7 +5872,7 @@
                 <w:sz w:val="21"/>
                 <w:szCs w:val="21"/>
               </w:rPr>
-              <w:t>保留两轮记录；每条引用对应当前库真实片段，可核对原文。</w:t>
+              <w:t>语义检索当前库证据；保留两轮记录，逐字引文可核对原文。</w:t>
             </w:r>
           </w:p>
         </w:tc>
@@ -7095,7 +7095,7 @@
                 <w:sz w:val="21"/>
                 <w:szCs w:val="21"/>
               </w:rPr>
-              <w:t>密钥、地址、模型名均已配置且有证据</w:t>
+              <w:t>会员授权或API配置有效，模型就绪</w:t>
             </w:r>
           </w:p>
         </w:tc>
@@ -7131,7 +7131,7 @@
                 <w:sz w:val="21"/>
                 <w:szCs w:val="21"/>
               </w:rPr>
-              <w:t>模型返回带有效编号的回答</w:t>
+              <w:t>模型返回结构化结论、编号与引文</w:t>
             </w:r>
           </w:p>
         </w:tc>
@@ -7167,7 +7167,7 @@
                 <w:sz w:val="21"/>
                 <w:szCs w:val="21"/>
               </w:rPr>
-              <w:t>基于所给证据生成答案并标明来源；当前仅模拟验证，真实模型待验收。</w:t>
+              <w:t>校验编号及逐字原文后显示生成答案；合成真实生成验收已通过。</w:t>
             </w:r>
           </w:p>
         </w:tc>
@@ -7280,7 +7280,7 @@
                 <w:sz w:val="21"/>
                 <w:szCs w:val="21"/>
               </w:rPr>
-              <w:t>仅填密钥，地址或模型名缺失</w:t>
+              <w:t>会员未授权或在线配置不完整</w:t>
             </w:r>
           </w:p>
         </w:tc>
@@ -7352,7 +7352,7 @@
                 <w:sz w:val="21"/>
                 <w:szCs w:val="21"/>
               </w:rPr>
-              <w:t>不调用模型；提示配置不完整并回退本地摘录。</w:t>
+              <w:t>不以配置代替连接成功；显示未就绪原因并回退摘录。</w:t>
             </w:r>
           </w:p>
         </w:tc>
@@ -7465,7 +7465,7 @@
                 <w:sz w:val="21"/>
                 <w:szCs w:val="21"/>
               </w:rPr>
-              <w:t>模型已配置</w:t>
+              <w:t>已启用生成模型</w:t>
             </w:r>
           </w:p>
         </w:tc>
@@ -7501,7 +7501,7 @@
                 <w:sz w:val="21"/>
                 <w:szCs w:val="21"/>
               </w:rPr>
-              <w:t>调用超时、缺少引用或返回无效编号</w:t>
+              <w:t>流未完成、调用超时或引文不真实</w:t>
             </w:r>
           </w:p>
         </w:tc>
@@ -7537,7 +7537,7 @@
                 <w:sz w:val="21"/>
                 <w:szCs w:val="21"/>
               </w:rPr>
-              <w:t>回退本地摘录并提示原因类型；不暴露密钥和服务端错误正文。</w:t>
+              <w:t>回退摘录并提示原因；不展示未验证生成或泄露令牌。</w:t>
             </w:r>
           </w:p>
         </w:tc>
@@ -7574,7 +7574,7 @@
           <w:sz w:val="22"/>
           <w:szCs w:val="22"/>
         </w:rPr>
-        <w:t>补充一致性规则：相同内容在同库重复上传不新增片段；删除文档后不再用于新检索，历史回答可保留文字快照；删除知识库同时删除所属文档、片段、会话和上传原件。会话、文档与知识库的授权均由后端检查。</w:t>
+        <w:t>一致性规则：同库重复内容不新增片段；换嵌入模型须重建，旧向量及坏维度、NaN不可参与检索。删除文档同步删除向量，历史来源标失效；删除库清理所属资料与会话。各类资源由后端检查所有权。</w:t>
       </w:r>
     </w:p>
     <w:p>
@@ -7591,7 +7591,7 @@
           <w:sz w:val="22"/>
           <w:szCs w:val="22"/>
         </w:rPr>
-        <w:t>有效引用编号只证明来源可定位，不能证明每句话受证据支持。生成答案的事实正确性、引用是否支持具体结论，需由独立人工标注评估；不承诺绝对消除幻觉。</w:t>
+        <w:t>结构化校验要求每条结论附证据，引用编号有效且引文逐字存在于原文。它能排除伪造出处，但不能自动证明结论受证据支持；事实正确性与支持度仍需独立人工评估，不承诺绝对消除幻觉。</w:t>
       </w:r>
     </w:p>
     <w:p>
@@ -7645,7 +7645,7 @@
           <w:sz w:val="22"/>
           <w:szCs w:val="22"/>
         </w:rPr>
-        <w:t>本期定位为本地课堂工程和需求验证载体。只处理本人导入的可提取文本资料；默认不联网检索。分块后存储词项计数，问答时计算TF-IDF和余弦相似度，这是词法检索，不是语义嵌入。Chroma只有替换接口，未完成实际接入。</w:t>
+        <w:t>本期处理本人导入的可提取文本，不做联网搜索。本地Qwen3-embedding生成稠密语义向量，持久化后按余弦相似度检索；TF-IDF仅在嵌入故障时降级并明确提示。Chroma保留替换接口，尚未实际接入。</w:t>
       </w:r>
     </w:p>
     <w:tbl>
@@ -8423,7 +8423,7 @@
                 <w:sz w:val="21"/>
                 <w:szCs w:val="21"/>
               </w:rPr>
-              <w:t>模型配置缺项、超时或引用无效</w:t>
+              <w:t>嵌入故障、授权缺失或生成异常</w:t>
             </w:r>
           </w:p>
         </w:tc>
@@ -8459,7 +8459,7 @@
                 <w:sz w:val="21"/>
                 <w:szCs w:val="21"/>
               </w:rPr>
-              <w:t>明确回退到本地原文摘录；上传和历史查询继续可用。</w:t>
+              <w:t>保留原文并提示词法检索或摘录降级；允许重建向量，历史可查。</w:t>
             </w:r>
           </w:p>
         </w:tc>
@@ -8573,7 +8573,7 @@
           <w:sz w:val="22"/>
           <w:szCs w:val="22"/>
         </w:rPr>
-        <w:t>默认资料处理在本机进行。启用模型时，问题、检索片段及必要的对话上下文会提交给用户配置的服务商；需先确认资料授权。引用和文档内容均视为待核对数据，不能被当作改变系统规则的指令。数据库与上传目录没有提供文件级加密，同机操作系统权限仍是保护边界。</w:t>
+        <w:t>解析及默认嵌入在本机进行；会员生成会将问题、证据片段和必要上下文发送给ChatGPT，需确认资料授权；在线嵌入另会发送片段。资料视为待核对数据。Windows授权令牌经DPAPI加密，不返回前端；资料库及原件未做文件级加密。</w:t>
       </w:r>
     </w:p>
     <w:p>
@@ -8793,7 +8793,7 @@
                 <w:sz w:val="21"/>
                 <w:szCs w:val="21"/>
               </w:rPr>
-              <w:t>US-01至US-05：个人入口、知识库、导入、证据支持的RAG生成与溯源、历史；US-04真实模型验收待完成。</w:t>
+              <w:t>US-01至US-05：个人入口、知识库、导入及语义向量化、RAG生成与溯源、历史；核心合成验收已通过。</w:t>
             </w:r>
           </w:p>
         </w:tc>
@@ -8947,7 +8947,7 @@
                 <w:sz w:val="21"/>
                 <w:szCs w:val="21"/>
               </w:rPr>
-              <w:t>US-07：Chroma与语义嵌入升级；当前仅有可替换检索接口。</w:t>
+              <w:t>US-07：Chroma后端接入；已预留可替换接口，语义嵌入属于Must。</w:t>
             </w:r>
           </w:p>
         </w:tc>
@@ -9287,7 +9287,7 @@
                 <w:sz w:val="21"/>
                 <w:szCs w:val="21"/>
               </w:rPr>
-              <w:t>登录 → 创建库 → 上传 → 检索增强生成与追问 → 核对出处 → 重开历史；目前可演示降级路径，完整生成验收待完成。</w:t>
+              <w:t>登录 → 创建库 → 上传并语义向量化 → 检索生成与追问 → 核对出处 → 重开历史；会员授权与合成真实RAG已验证。</w:t>
             </w:r>
           </w:p>
         </w:tc>
@@ -9808,7 +9808,7 @@
                 <w:sz w:val="21"/>
                 <w:szCs w:val="21"/>
               </w:rPr>
-              <w:t>密码以带盐哈希存储；密钥不进入前端和提交记录。</w:t>
+              <w:t>密码带盐哈希；会员令牌不返回API，Windows使用DPAPI保护。</w:t>
             </w:r>
           </w:p>
         </w:tc>
@@ -9844,7 +9844,7 @@
                 <w:sz w:val="21"/>
                 <w:szCs w:val="21"/>
               </w:rPr>
-              <w:t>哈希与错误登录测试通过；发布前检查敏感文件。</w:t>
+              <w:t>真实RSA签名与DPAPI往返测试通过；OAuth远端响应为模拟。</w:t>
             </w:r>
           </w:p>
         </w:tc>
@@ -9921,7 +9921,7 @@
                 <w:sz w:val="21"/>
                 <w:szCs w:val="21"/>
               </w:rPr>
-              <w:t>测试样例中引用内容与实际片段一致；删除后不误指新文件。</w:t>
+              <w:t>每条结论绑定证据，编号及逐字引文真实；删除后不误指新文件。</w:t>
             </w:r>
           </w:p>
         </w:tc>
@@ -9957,7 +9957,7 @@
                 <w:sz w:val="21"/>
                 <w:szCs w:val="21"/>
               </w:rPr>
-              <w:t>API引用、删除及ID重用回归测试通过；事实支持度另评。</w:t>
+              <w:t>引用校验、伪造引文与删除回归通过；真实结论支持度另评。</w:t>
             </w:r>
           </w:p>
         </w:tc>
@@ -10034,7 +10034,7 @@
                 <w:sz w:val="21"/>
                 <w:szCs w:val="21"/>
               </w:rPr>
-              <w:t>重启仍可读取资料与会话，旧库升级不丢失可检索内容。</w:t>
+              <w:t>资料、会话及向量可重读；模型指纹变化须重建，不误用旧向量。</w:t>
             </w:r>
           </w:p>
         </w:tc>
@@ -10070,7 +10070,7 @@
                 <w:sz w:val="21"/>
                 <w:szCs w:val="21"/>
               </w:rPr>
-              <w:t>临时目录重建应用、旧schema迁移测试通过。</w:t>
+              <w:t>持久化、迁移、模型切换及损坏向量回归通过。</w:t>
             </w:r>
           </w:p>
         </w:tc>
@@ -10147,7 +10147,7 @@
                 <w:sz w:val="21"/>
                 <w:szCs w:val="21"/>
               </w:rPr>
-              <w:t>拟议：本地100片段数据集，预热后100次请求P95≤2秒。</w:t>
+              <w:t>拟议：100片段集，预热后100次本地检索P95≤2秒。</w:t>
             </w:r>
           </w:p>
         </w:tc>
@@ -10183,7 +10183,7 @@
                 <w:sz w:val="21"/>
                 <w:szCs w:val="21"/>
               </w:rPr>
-              <w:t>待记录硬件、资料长度与原始耗时；排除模型网络耗时。</w:t>
+              <w:t>待专项测量；冷启动嵌入29.42秒不代表此目标达成。</w:t>
             </w:r>
           </w:p>
         </w:tc>
@@ -10296,7 +10296,7 @@
                 <w:sz w:val="21"/>
                 <w:szCs w:val="21"/>
               </w:rPr>
-              <w:t>真实用户实验和完整浏览器人工验收待执行。</w:t>
+              <w:t>桌面/移动UI 13项通过；真实用户实验及完整兼容性验收待执行。</w:t>
             </w:r>
           </w:p>
         </w:tc>
@@ -10333,7 +10333,7 @@
           <w:sz w:val="22"/>
           <w:szCs w:val="22"/>
         </w:rPr>
-        <w:t>当前28项API与集成自动化测试通过，覆盖注册登录、输入错误、批量导入、PDF文本提取、账号和库隔离、引用、多轮记录、持久化、删除清理、模拟模型降级、向量接口与迁移。另有14项独立边界检查通过：10/11文件、真实20 MiB与超1字节PDF、用户名及密码长度端点、2000/2001字符问题。两套检查分开计数，均在临时目录运行且不调用真实模型。</w:t>
+        <w:t>四类证据分列：自动化77项（基础29、dense RAG 19、授权29）通过，远端响应模拟、RSA与DPAPI真实执行；独立边界14项通过；真实会员RAG 11项通过，模型为gpt-6.1-sol及qwen3-embedding:0.6b；桌面/移动UI 13项通过。真实问答仅使用新建合成库，逐字引用核对无误，验收后清理。</w:t>
       </w:r>
     </w:p>
     <w:p>
@@ -10350,7 +10350,7 @@
           <w:sz w:val="22"/>
           <w:szCs w:val="22"/>
         </w:rPr>
-        <w:t>不能由这些检查推导出所有输入已穷举、前端全部验收、模型回答正确或性能达标。独立容量检查使用合法单页PDF，账号长度检查使用ASCII字符；尚未精测200万字符、2000页及全部名称长度端点。浏览器、真实模型和用户研究分别保留独立验收记录。</w:t>
+        <w:t>真实验收含同义提问、跨两文档综合、代词追问、未知事实及诱导编造拒答，也检查空库隔离与删除失效。三条生成均为dense检索、validated回答；11项含流程检查，并非11个质量样本。用户研究、大规模正确率、性能及200万字符/2000页等仍待测。</w:t>
       </w:r>
     </w:p>
     <w:p>
@@ -10367,7 +10367,7 @@
           <w:sz w:val="22"/>
           <w:szCs w:val="22"/>
         </w:rPr>
-        <w:t>复现命令：在项目根目录用虚拟环境运行 python -m unittest discover -s tests -v；独立边界检查运行 python tools/check_boundaries.py。28项与14项分别记录，数量以提交版本实际输出为准；整套测试耗时不是单次问答性能指标。</w:t>
+        <w:t>复现：python -m unittest discover -s tests -v；边界：python tools/check_boundaries.py。77/14/11/13四套记录不合并为unittest。嵌入单例1024维、相关/无关余弦0.742/0.307另记；冷启动29.42秒及单次问答耗时不证明P95达标。</w:t>
       </w:r>
     </w:p>
     <w:p>
@@ -11742,7 +11742,7 @@
                 <w:sz w:val="21"/>
                 <w:szCs w:val="21"/>
               </w:rPr>
-              <w:t>用户要求完成项目2，并同意推荐的Python后端和网页前端。</w:t>
+              <w:t>用户确认Python后端与网页前端；本轮选择ChatGPT会员登录加本地嵌入。</w:t>
             </w:r>
           </w:p>
         </w:tc>
@@ -11778,7 +11778,7 @@
                 <w:sz w:val="21"/>
                 <w:szCs w:val="21"/>
               </w:rPr>
-              <w:t>用户已确认技术选择。</w:t>
+              <w:t>技术路线已确认，官方会员授权已完成。</w:t>
             </w:r>
           </w:p>
         </w:tc>
@@ -11891,7 +11891,7 @@
                 <w:sz w:val="21"/>
                 <w:szCs w:val="21"/>
               </w:rPr>
-              <w:t>提交版本代码、28项自动化测试及14项独立边界检查。</w:t>
+              <w:t>代码、自动77项、边界14项、真实RAG 11项及UI 13项记录。</w:t>
             </w:r>
           </w:p>
         </w:tc>
@@ -11927,7 +11927,7 @@
                 <w:sz w:val="21"/>
                 <w:szCs w:val="21"/>
               </w:rPr>
-              <w:t>工程证据；不代替用户需求访谈。</w:t>
+              <w:t>工程及合成实测；不代替真实用户访谈与总体效果评估。</w:t>
             </w:r>
           </w:p>
         </w:tc>

--- a/coursework/知微个人知识库需求报告.docx
+++ b/coursework/知微个人知识库需求报告.docx
@@ -36,7 +36,7 @@
           <w:sz w:val="19"/>
           <w:szCs w:val="19"/>
         </w:rPr>
-        <w:t>项目工程实践训练  专题一需求工程  V1.2</w:t>
+        <w:t>项目工程实践训练  专题一需求工程  V1.3</w:t>
       </w:r>
     </w:p>
     <w:p>
@@ -452,7 +452,7 @@
                 <w:sz w:val="21"/>
                 <w:szCs w:val="21"/>
               </w:rPr>
-              <w:t>V1.2</w:t>
+              <w:t>V1.3</w:t>
             </w:r>
           </w:p>
         </w:tc>
@@ -808,7 +808,7 @@
           <w:sz w:val="22"/>
           <w:szCs w:val="22"/>
         </w:rPr>
-        <w:t>语义向量化与RAG生成均属本轮Must。ChatGPT官方会员授权已完成，gpt-6.1-sol加本地qwen3-embedding:0.6b的真实RAG检查11项通过，涵盖同义、跨文档、追问和拒答；TF-IDF与摘录仅作降级，有限样例不保证零幻觉。</w:t>
+        <w:t>语义向量化与RAG生成均属Must。当前默认DeepSeek API（deepseek-flash）加本地qwen3-embedding:0.6b；密钥待本地填写，DeepSeek真实验收待完成。此前ChatGPT会员11项属历史证据，不计为DeepSeek通过；TF-IDF与摘录仅作降级。</w:t>
       </w:r>
     </w:p>
     <w:p>
@@ -2694,7 +2694,7 @@
                 <w:sz w:val="21"/>
                 <w:szCs w:val="21"/>
               </w:rPr>
-              <w:t>语义检索与生成均必需；合成真实验收已通过。</w:t>
+              <w:t>语义检索与生成均必需；DeepSeek真实验收待密钥。</w:t>
             </w:r>
           </w:p>
         </w:tc>
@@ -3357,7 +3357,7 @@
           <w:sz w:val="22"/>
           <w:szCs w:val="22"/>
         </w:rPr>
-        <w:t>以下是需求验收标准，不等于所有输入已穷举。五个Must故事均含正常、边界和异常；语义向量化归US-03、检索生成归US-04。自动77项、边界14项、真实RAG 11项及UI 13项分开记录，限制见第八节。</w:t>
+        <w:t>以下是需求验收标准，不等于所有输入已穷举。五个Must均含正常、边界和异常；语义向量化归US-03、检索生成归US-04。自动86项与历史边界14项、会员RAG 11项、旧版UI 13项分开记录，DeepSeek真实验收待补。</w:t>
       </w:r>
     </w:p>
     <w:tbl>
@@ -7095,7 +7095,7 @@
                 <w:sz w:val="21"/>
                 <w:szCs w:val="21"/>
               </w:rPr>
-              <w:t>会员授权或API配置有效，模型就绪</w:t>
+              <w:t>DeepSeek密钥、地址和模型有效</w:t>
             </w:r>
           </w:p>
         </w:tc>
@@ -7167,7 +7167,7 @@
                 <w:sz w:val="21"/>
                 <w:szCs w:val="21"/>
               </w:rPr>
-              <w:t>校验编号及逐字原文后显示生成答案；合成真实生成验收已通过。</w:t>
+              <w:t>校验编号及逐字原文后显示生成答案；DeepSeek真实调用待验收。</w:t>
             </w:r>
           </w:p>
         </w:tc>
@@ -7280,7 +7280,7 @@
                 <w:sz w:val="21"/>
                 <w:szCs w:val="21"/>
               </w:rPr>
-              <w:t>会员未授权或在线配置不完整</w:t>
+              <w:t>DeepSeek密钥未填或在线配置不完整</w:t>
             </w:r>
           </w:p>
         </w:tc>
@@ -7501,7 +7501,7 @@
                 <w:sz w:val="21"/>
                 <w:szCs w:val="21"/>
               </w:rPr>
-              <w:t>流未完成、调用超时或引文不真实</w:t>
+              <w:t>响应不完整、调用超时或引文不真实</w:t>
             </w:r>
           </w:p>
         </w:tc>
@@ -8573,7 +8573,7 @@
           <w:sz w:val="22"/>
           <w:szCs w:val="22"/>
         </w:rPr>
-        <w:t>解析及默认嵌入在本机进行；会员生成会将问题、证据片段和必要上下文发送给ChatGPT，需确认资料授权；在线嵌入另会发送片段。资料视为待核对数据。Windows授权令牌经DPAPI加密，不返回前端；资料库及原件未做文件级加密。</w:t>
+        <w:t>解析及默认嵌入在本机进行；DeepSeek生成会发送问题、检索片段和必要上下文，需确认资料授权。密钥只填本地.env的DEEPSEEK_API_KEY，不返回前端或提交Git；资料库及原件未加密。可选会员令牌的DPAPI保护不适用于.env密钥。</w:t>
       </w:r>
     </w:p>
     <w:p>
@@ -8793,7 +8793,7 @@
                 <w:sz w:val="21"/>
                 <w:szCs w:val="21"/>
               </w:rPr>
-              <w:t>US-01至US-05：个人入口、知识库、导入及语义向量化、RAG生成与溯源、历史；核心合成验收已通过。</w:t>
+              <w:t>US-01至US-05：个人入口、知识库、导入及语义向量化、RAG生成与溯源、历史；当前DeepSeek真实验收待密钥。</w:t>
             </w:r>
           </w:p>
         </w:tc>
@@ -9287,7 +9287,7 @@
                 <w:sz w:val="21"/>
                 <w:szCs w:val="21"/>
               </w:rPr>
-              <w:t>登录 → 创建库 → 上传并语义向量化 → 检索生成与追问 → 核对出处 → 重开历史；会员授权与合成真实RAG已验证。</w:t>
+              <w:t>登录 → 创建库 → 上传并语义向量化 → 检索生成与追问 → 核对出处 → 重开历史；当前DeepSeek密钥待填，真实闭环待验收。</w:t>
             </w:r>
           </w:p>
         </w:tc>
@@ -9808,7 +9808,7 @@
                 <w:sz w:val="21"/>
                 <w:szCs w:val="21"/>
               </w:rPr>
-              <w:t>密码带盐哈希；会员令牌不返回API，Windows使用DPAPI保护。</w:t>
+              <w:t>密码带盐哈希；API密钥仅本地配置，不返回前端或提交Git。</w:t>
             </w:r>
           </w:p>
         </w:tc>
@@ -9844,7 +9844,7 @@
                 <w:sz w:val="21"/>
                 <w:szCs w:val="21"/>
               </w:rPr>
-              <w:t>真实RSA签名与DPAPI往返测试通过；OAuth远端响应为模拟。</w:t>
+              <w:t>敏感信息回归；历史会员另有真实RSA和DPAPI验证。</w:t>
             </w:r>
           </w:p>
         </w:tc>
@@ -10296,7 +10296,7 @@
                 <w:sz w:val="21"/>
                 <w:szCs w:val="21"/>
               </w:rPr>
-              <w:t>桌面/移动UI 13项通过；真实用户实验及完整兼容性验收待执行。</w:t>
+              <w:t>旧版桌面/移动UI 13项通过；本轮界面及真实用户实验另验。</w:t>
             </w:r>
           </w:p>
         </w:tc>
@@ -10333,7 +10333,7 @@
           <w:sz w:val="22"/>
           <w:szCs w:val="22"/>
         </w:rPr>
-        <w:t>四类证据分列：自动化77项（基础29、dense RAG 19、授权29）通过，远端响应模拟、RSA与DPAPI真实执行；独立边界14项通过；真实会员RAG 11项通过，模型为gpt-6.1-sol及qwen3-embedding:0.6b；桌面/移动UI 13项通过。真实问答仅使用新建合成库，逐字引用核对无误，验收后清理。</w:t>
+        <w:t>证据分列：当前自动化86项通过，远端响应模拟、RSA与DPAPI真实执行；本轮DeepSeek适配以模拟回归验证，真实密钥未填。保留历史边界14项、会员RAG 11项及旧版UI 13项；会员模型为gpt-6.1-sol及本地qwen3-embedding:0.6b，合成库已清理，不能据此判定DeepSeek通过。</w:t>
       </w:r>
     </w:p>
     <w:p>
@@ -10350,7 +10350,7 @@
           <w:sz w:val="22"/>
           <w:szCs w:val="22"/>
         </w:rPr>
-        <w:t>真实验收含同义提问、跨两文档综合、代词追问、未知事实及诱导编造拒答，也检查空库隔离与删除失效。三条生成均为dense检索、validated回答；11项含流程检查，并非11个质量样本。用户研究、大规模正确率、性能及200万字符/2000页等仍待测。</w:t>
+        <w:t>历史会员验收含同义、跨两文档、代词追问、未知及诱导编造拒答，也检查空库隔离与删除失效。三条生成均为dense、validated；11项含流程检查，并非11个质量样本。当前DeepSeek需单独重验；真人研究、总体正确率、性能及复杂边界仍待测。</w:t>
       </w:r>
     </w:p>
     <w:p>
@@ -10367,7 +10367,7 @@
           <w:sz w:val="22"/>
           <w:szCs w:val="22"/>
         </w:rPr>
-        <w:t>复现：python -m unittest discover -s tests -v；边界：python tools/check_boundaries.py。77/14/11/13四套记录不合并为unittest。嵌入单例1024维、相关/无关余弦0.742/0.307另记；冷启动29.42秒及单次问答耗时不证明P95达标。</w:t>
+        <w:t>复现：python -m unittest discover -s tests -v；边界：python tools/check_boundaries.py。自动86项与历史14/11/13分开记录。嵌入单例1024维、相关/无关余弦0.742/0.307另记；冷启动29.42秒不证明P95达标，也不验证生成模型。</w:t>
       </w:r>
     </w:p>
     <w:p>
@@ -11742,7 +11742,7 @@
                 <w:sz w:val="21"/>
                 <w:szCs w:val="21"/>
               </w:rPr>
-              <w:t>用户确认Python后端与网页前端；本轮选择ChatGPT会员登录加本地嵌入。</w:t>
+              <w:t>用户确认Python与网页方案；本轮改为DeepSeek API加本地嵌入。</w:t>
             </w:r>
           </w:p>
         </w:tc>
@@ -11778,7 +11778,7 @@
                 <w:sz w:val="21"/>
                 <w:szCs w:val="21"/>
               </w:rPr>
-              <w:t>技术路线已确认，官方会员授权已完成。</w:t>
+              <w:t>默认路线已确认，API密钥待用户本地申请填写。</w:t>
             </w:r>
           </w:p>
         </w:tc>
@@ -11891,7 +11891,7 @@
                 <w:sz w:val="21"/>
                 <w:szCs w:val="21"/>
               </w:rPr>
-              <w:t>代码、自动77项、边界14项、真实RAG 11项及UI 13项记录。</w:t>
+              <w:t>代码与模拟回归；历史边界14项、会员RAG 11项及UI 13项。</w:t>
             </w:r>
           </w:p>
         </w:tc>
@@ -11927,7 +11927,7 @@
                 <w:sz w:val="21"/>
                 <w:szCs w:val="21"/>
               </w:rPr>
-              <w:t>工程及合成实测；不代替真实用户访谈与总体效果评估。</w:t>
+              <w:t>证据按提供方和版本区分；不替代当前DeepSeek真实验收。</w:t>
             </w:r>
           </w:p>
         </w:tc>
